--- a/FJL-F04-TD-Validacion de Requerimientos.docx
+++ b/FJL-F04-TD-Validacion de Requerimientos.docx
@@ -1661,7 +1661,7 @@
                 <w:b w:val="false"/>
                 <w:bCs w:val="false"/>
               </w:rPr>
-              <w:t xml:space="preserve">El sistema deberá, cuando el dictamen determine que existe beneficio pensionario, consultar los saldos preliminares del derechohabiente en sus AFORE (ProceSAR) y el sistema de ofertas de renta vitalicia (CNSF), generando el prospecto de beneficiarios correspondiente.</w:t>
+              <w:t xml:space="preserve">El sistema deberá, cuando el dictamen determine que existe beneficio pensionario, consultar los saldos preliminares del derechohabiente (ProceSAR) y consumir el servicio de la Comisión Nacional de Seguros y Fianzas (CNSF) necesario para completar la determinación del beneficio.</w:t>
             </w:r>
           </w:p>
         </w:tc>
@@ -4226,7 +4226,7 @@
         <w:t xml:space="preserve">Supuesto: </w:t>
       </w:r>
       <w:r>
-        <w:t xml:space="preserve">Confirmación de endpoints de producción de IMSS, ProceSAR y el servicio de firma.</w:t>
+        <w:t xml:space="preserve">Los endpoints de producción quedaron confirmados contra el fglprofile y el código fuente (ver FJL-F06 y FJL-F09), incluyendo la ruta efectivamente utilizada para ProceSAR (directa a wsprocesar.com.mx).</w:t>
       </w:r>
     </w:p>
     <w:p>

--- a/FJL-F04-TD-Validacion de Requerimientos.docx
+++ b/FJL-F04-TD-Validacion de Requerimientos.docx
@@ -3419,6 +3419,88 @@
                 <w:bCs w:val="false"/>
               </w:rPr>
               <w:t xml:space="preserve">Elegibilidad combinada de beneficio pensionario</w:t>
+            </w:r>
+          </w:p>
+        </w:tc>
+        <w:tc>
+          <w:tcPr>
+            <w:tcW w:type="dxa" w:w="1200"/>
+            <w:tcMar>
+              <w:top w:type="dxa" w:w="80"/>
+              <w:left w:type="dxa" w:w="100"/>
+              <w:bottom w:type="dxa" w:w="80"/>
+              <w:right w:type="dxa" w:w="100"/>
+            </w:tcMar>
+          </w:tcPr>
+          <w:p>
+            <w:r>
+              <w:rPr>
+                <w:b w:val="false"/>
+                <w:bCs w:val="false"/>
+              </w:rPr>
+              <w:t xml:space="preserve">Validado</w:t>
+            </w:r>
+          </w:p>
+        </w:tc>
+        <w:tc>
+          <w:tcPr>
+            <w:tcW w:type="dxa" w:w="3000"/>
+            <w:tcMar>
+              <w:top w:type="dxa" w:w="80"/>
+              <w:left w:type="dxa" w:w="100"/>
+              <w:bottom w:type="dxa" w:w="80"/>
+              <w:right w:type="dxa" w:w="100"/>
+            </w:tcMar>
+          </w:tcPr>
+          <w:p>
+            <w:r>
+              <w:rPr>
+                <w:b w:val="false"/>
+                <w:bCs w:val="false"/>
+              </w:rPr>
+              <w:t xml:space="preserve">Verificado contra el sistema en operación</w:t>
+            </w:r>
+          </w:p>
+        </w:tc>
+      </w:tr>
+      <w:tr>
+        <w:tc>
+          <w:tcPr>
+            <w:tcW w:type="dxa" w:w="800"/>
+            <w:tcMar>
+              <w:top w:type="dxa" w:w="80"/>
+              <w:left w:type="dxa" w:w="100"/>
+              <w:bottom w:type="dxa" w:w="80"/>
+              <w:right w:type="dxa" w:w="100"/>
+            </w:tcMar>
+          </w:tcPr>
+          <w:p>
+            <w:r>
+              <w:rPr>
+                <w:b w:val="false"/>
+                <w:bCs w:val="false"/>
+              </w:rPr>
+              <w:t xml:space="preserve">RN-14</w:t>
+            </w:r>
+          </w:p>
+        </w:tc>
+        <w:tc>
+          <w:tcPr>
+            <w:tcW w:type="dxa" w:w="3400"/>
+            <w:tcMar>
+              <w:top w:type="dxa" w:w="80"/>
+              <w:left w:type="dxa" w:w="100"/>
+              <w:bottom w:type="dxa" w:w="80"/>
+              <w:right w:type="dxa" w:w="100"/>
+            </w:tcMar>
+          </w:tcPr>
+          <w:p>
+            <w:r>
+              <w:rPr>
+                <w:b w:val="false"/>
+                <w:bCs w:val="false"/>
+              </w:rPr>
+              <w:t xml:space="preserve">Re-portabilidad de periodos</w:t>
             </w:r>
           </w:p>
         </w:tc>
